--- a/Data Structure and Algorithm/1.Question_List.docx
+++ b/Data Structure and Algorithm/1.Question_List.docx
@@ -4659,7 +4659,6 @@
           <w:szCs w:val="24"/>
         </w:rPr>
       </w:pPr>
-      <w:bookmarkStart w:id="0" w:name="_GoBack"/>
       <w:r>
         <w:rPr>
           <w:rFonts w:ascii="Times New Roman" w:eastAsia="Times New Roman" w:hAnsi="Times New Roman" w:cs="Times New Roman"/>
@@ -4697,7 +4696,6 @@
       </w:r>
       <w:proofErr w:type="spellEnd"/>
     </w:p>
-    <w:bookmarkEnd w:id="0"/>
     <w:p>
       <w:pPr>
         <w:spacing w:after="0" w:line="240" w:lineRule="auto"/>
@@ -4812,38 +4810,14 @@
         </w:rPr>
         <w:t>Knapsack (Fractional)</w:t>
       </w:r>
-    </w:p>
-    <w:p>
-      <w:pPr>
-        <w:numPr>
-          <w:ilvl w:val="0"/>
-          <w:numId w:val="20"/>
-        </w:numPr>
-        <w:spacing w:before="100" w:beforeAutospacing="1" w:after="100" w:afterAutospacing="1" w:line="240" w:lineRule="auto"/>
-        <w:rPr>
-          <w:rFonts w:ascii="Times New Roman" w:eastAsia="Times New Roman" w:hAnsi="Times New Roman" w:cs="Times New Roman"/>
-          <w:sz w:val="24"/>
-          <w:szCs w:val="24"/>
-        </w:rPr>
-      </w:pPr>
-      <w:r>
-        <w:rPr>
-          <w:rFonts w:ascii="Times New Roman" w:eastAsia="Times New Roman" w:hAnsi="Times New Roman" w:cs="Times New Roman"/>
-          <w:sz w:val="24"/>
-          <w:szCs w:val="24"/>
-        </w:rPr>
-        <w:t>Activity selection problem</w:t>
-      </w:r>
-    </w:p>
-    <w:p>
-      <w:pPr>
-        <w:spacing w:after="0" w:line="240" w:lineRule="auto"/>
-        <w:rPr>
-          <w:rFonts w:ascii="Times New Roman" w:eastAsia="Times New Roman" w:hAnsi="Times New Roman" w:cs="Times New Roman"/>
-          <w:sz w:val="24"/>
-          <w:szCs w:val="24"/>
-        </w:rPr>
-      </w:pPr>
+      <w:r>
+        <w:rPr>
+          <w:rFonts w:ascii="Times New Roman" w:eastAsia="Times New Roman" w:hAnsi="Times New Roman" w:cs="Times New Roman"/>
+          <w:sz w:val="24"/>
+          <w:szCs w:val="24"/>
+        </w:rPr>
+        <w:t xml:space="preserve"> </w:t>
+      </w:r>
       <w:r>
         <w:rPr>
           <w:rFonts w:ascii="Times New Roman" w:eastAsia="Times New Roman" w:hAnsi="Times New Roman" w:cs="Times New Roman"/>
@@ -5031,6 +5005,7 @@
           <w:szCs w:val="24"/>
         </w:rPr>
       </w:pPr>
+      <w:bookmarkStart w:id="0" w:name="_GoBack"/>
       <w:r>
         <w:rPr>
           <w:rFonts w:ascii="Times New Roman" w:eastAsia="Times New Roman" w:hAnsi="Times New Roman" w:cs="Times New Roman"/>
@@ -5058,6 +5033,7 @@
         <w:t>n log n) or O(n²)?</w:t>
       </w:r>
     </w:p>
+    <w:bookmarkEnd w:id="0"/>
     <w:p>
       <w:pPr>
         <w:spacing w:before="100" w:beforeAutospacing="1" w:after="100" w:afterAutospacing="1" w:line="240" w:lineRule="auto"/>
@@ -5427,7 +5403,6 @@
           <w:sz w:val="27"/>
           <w:szCs w:val="27"/>
         </w:rPr>
-        <w:lastRenderedPageBreak/>
         <w:t>✍️</w:t>
       </w:r>
       <w:r>
@@ -5460,6 +5435,7 @@
           <w:sz w:val="24"/>
           <w:szCs w:val="24"/>
         </w:rPr>
+        <w:lastRenderedPageBreak/>
         <w:t>Which data structure uses LIFO?</w:t>
       </w:r>
     </w:p>
